--- a/Reporting/BlazorDemo.Wasm/CS/BlazorDemo/Data/Documents/FirstLook.docx
+++ b/Reporting/BlazorDemo.Wasm/CS/BlazorDemo/Data/Documents/FirstLook.docx
@@ -22,7 +22,7 @@
             <wp:extent cx="1261110" cy="1261110"/>
             <wp:effectExtent l="0" t="0" r="0" b="0"/>
             <wp:wrapSquare wrapText="bothSides"/>
-            <wp:docPr id="1" name="Picture 18"/>
+            <wp:docPr id="1" name="Picture 18" descr="A studio portrait photo of the article's first author."/>
             <wp:cNvGraphicFramePr>
               <a:graphicFrameLocks xmlns:a="http://schemas.openxmlformats.org/drawingml/2006/main" noChangeAspect="1"/>
             </wp:cNvGraphicFramePr>
@@ -30,7 +30,7 @@
               <a:graphicData uri="http://schemas.openxmlformats.org/drawingml/2006/picture">
                 <pic:pic xmlns:pic="http://schemas.openxmlformats.org/drawingml/2006/picture">
                   <pic:nvPicPr>
-                    <pic:cNvPr id="1" name="Picture 18"/>
+                    <pic:cNvPr id="1" name="Picture 18" descr="A studio portrait photo of the article's first author."/>
                     <pic:cNvPicPr/>
                   </pic:nvPicPr>
                   <pic:blipFill>
@@ -85,7 +85,7 @@
             <wp:extent cx="1316990" cy="1316990"/>
             <wp:effectExtent l="0" t="0" r="0" b="0"/>
             <wp:wrapSquare wrapText="bothSides"/>
-            <wp:docPr id="2" name="Picture 19"/>
+            <wp:docPr id="2" name="Picture 19" descr="A studio portrait photo of the article's second author."/>
             <wp:cNvGraphicFramePr>
               <a:graphicFrameLocks xmlns:a="http://schemas.openxmlformats.org/drawingml/2006/main" noChangeAspect="1"/>
             </wp:cNvGraphicFramePr>
@@ -93,7 +93,7 @@
               <a:graphicData uri="http://schemas.openxmlformats.org/drawingml/2006/picture">
                 <pic:pic xmlns:pic="http://schemas.openxmlformats.org/drawingml/2006/picture">
                   <pic:nvPicPr>
-                    <pic:cNvPr id="2" name="Picture 19"/>
+                    <pic:cNvPr id="2" name="Picture 19" descr="A studio portrait photo of the article's second author."/>
                     <pic:cNvPicPr/>
                   </pic:nvPicPr>
                   <pic:blipFill>
